--- a/courts/tenth-circuit/oklahoma/federal/bankruptcy-northern-district/adversary-complaint/usage/OUTPUT-adversary-complaint.docx
+++ b/courts/tenth-circuit/oklahoma/federal/bankruptcy-northern-district/adversary-complaint/usage/OUTPUT-adversary-complaint.docx
@@ -488,7 +488,7 @@
   <w:docDefaults>
     <w:rPrDefault>
       <w:rPr>
-        <w:rFonts w:ascii="EB Garamond" w:hAnsi="EB Garamond" w:eastAsia="EB Garamond" w:cs="EB Garamond"/>
+        <w:rFonts w:ascii="Times New Roman" w:hAnsi="Times New Roman" w:eastAsia="Times New Roman" w:cs="Times New Roman"/>
         <w:sz w:val="26"/>
         <w:szCs w:val="26"/>
         <w:lang w:val="en-US" w:eastAsia="en-US" w:bidi="ar-SA"/>
@@ -508,7 +508,7 @@
       <w:spacing w:before="0" w:after="0" w:line="240" w:lineRule="auto"/>
     </w:pPr>
     <w:rPr>
-      <w:rFonts w:ascii="EB Garamond" w:hAnsi="EB Garamond" w:cs="EB Garamond"/>
+      <w:rFonts w:ascii="Times New Roman" w:hAnsi="Times New Roman" w:cs="Times New Roman"/>
       <w:sz w:val="26"/>
       <w:szCs w:val="26"/>
     </w:rPr>

--- a/courts/tenth-circuit/oklahoma/federal/bankruptcy-northern-district/adversary-complaint/usage/OUTPUT-adversary-complaint.docx
+++ b/courts/tenth-circuit/oklahoma/federal/bankruptcy-northern-district/adversary-complaint/usage/OUTPUT-adversary-complaint.docx
@@ -489,8 +489,8 @@
     <w:rPrDefault>
       <w:rPr>
         <w:rFonts w:ascii="Times New Roman" w:hAnsi="Times New Roman" w:eastAsia="Times New Roman" w:cs="Times New Roman"/>
-        <w:sz w:val="26"/>
-        <w:szCs w:val="26"/>
+        <w:sz w:val="24"/>
+        <w:szCs w:val="24"/>
         <w:lang w:val="en-US" w:eastAsia="en-US" w:bidi="ar-SA"/>
       </w:rPr>
     </w:rPrDefault>
@@ -509,8 +509,8 @@
     </w:pPr>
     <w:rPr>
       <w:rFonts w:ascii="Times New Roman" w:hAnsi="Times New Roman" w:cs="Times New Roman"/>
-      <w:sz w:val="26"/>
-      <w:szCs w:val="26"/>
+      <w:sz w:val="24"/>
+      <w:szCs w:val="24"/>
     </w:rPr>
   </w:style>
   <w:style w:type="paragraph" w:styleId="BodyText">
@@ -518,7 +518,7 @@
     <w:basedOn w:val="Normal"/>
     <w:qFormat/>
     <w:pPr>
-      <w:spacing w:before="0" w:after="0" w:line="520" w:lineRule="exact"/>
+      <w:spacing w:before="0" w:after="0" w:line="480" w:lineRule="exact"/>
       <w:ind w:firstLine="720"/>
     </w:pPr>
   </w:style>
@@ -544,13 +544,13 @@
     <w:pPr>
       <w:keepNext/>
       <w:keepLines/>
-      <w:spacing w:before="0" w:after="0" w:line="520" w:lineRule="exact"/>
+      <w:spacing w:before="0" w:after="0" w:line="480" w:lineRule="exact"/>
       <w:jc w:val="center"/>
     </w:pPr>
     <w:rPr>
       <w:b/>
-      <w:sz w:val="26"/>
-      <w:szCs w:val="26"/>
+      <w:sz w:val="24"/>
+      <w:szCs w:val="24"/>
     </w:rPr>
   </w:style>
   <w:style w:type="paragraph" w:styleId="Subtitle">
@@ -609,15 +609,15 @@
     <w:pPr>
       <w:keepNext/>
       <w:keepLines/>
-      <w:spacing w:before="351" w:after="0" w:line="520" w:lineRule="exact"/>
+      <w:spacing w:before="324" w:after="0" w:line="480" w:lineRule="exact"/>
       <w:jc w:val="center"/>
       <w:outlineLvl w:val="0"/>
     </w:pPr>
     <w:rPr>
       <w:b/>
       <w:caps/>
-      <w:sz w:val="26"/>
-      <w:szCs w:val="26"/>
+      <w:sz w:val="24"/>
+      <w:szCs w:val="24"/>
     </w:rPr>
   </w:style>
   <w:style w:type="paragraph" w:styleId="Heading2">
@@ -628,14 +628,14 @@
     <w:pPr>
       <w:keepNext/>
       <w:keepLines/>
-      <w:spacing w:before="351" w:after="0" w:line="520" w:lineRule="exact"/>
+      <w:spacing w:before="324" w:after="0" w:line="480" w:lineRule="exact"/>
       <w:jc w:val="center"/>
       <w:outlineLvl w:val="1"/>
     </w:pPr>
     <w:rPr>
       <w:b/>
-      <w:sz w:val="26"/>
-      <w:szCs w:val="26"/>
+      <w:sz w:val="24"/>
+      <w:szCs w:val="24"/>
     </w:rPr>
   </w:style>
   <w:style w:type="paragraph" w:styleId="Heading3">
@@ -646,15 +646,15 @@
     <w:pPr>
       <w:keepNext/>
       <w:keepLines/>
-      <w:spacing w:before="351" w:after="0" w:line="520" w:lineRule="exact"/>
+      <w:spacing w:before="324" w:after="0" w:line="480" w:lineRule="exact"/>
       <w:jc w:val="left"/>
       <w:outlineLvl w:val="2"/>
     </w:pPr>
     <w:rPr>
       <w:b/>
       <w:i/>
-      <w:sz w:val="26"/>
-      <w:szCs w:val="26"/>
+      <w:sz w:val="24"/>
+      <w:szCs w:val="24"/>
     </w:rPr>
   </w:style>
   <w:style w:type="paragraph" w:styleId="Heading4">
@@ -690,7 +690,7 @@
     <w:next w:val="BodyText"/>
     <w:qFormat/>
     <w:pPr>
-      <w:spacing w:before="260" w:after="260" w:line="299" w:lineRule="exact"/>
+      <w:spacing w:before="240" w:after="240" w:line="276" w:lineRule="exact"/>
       <w:ind w:left="720" w:right="720" w:firstLine="0"/>
     </w:pPr>
   </w:style>
@@ -699,11 +699,11 @@
     <w:basedOn w:val="Normal"/>
     <w:qFormat/>
     <w:pPr>
-      <w:spacing w:before="0" w:after="130" w:line="299" w:lineRule="exact"/>
-    </w:pPr>
-    <w:rPr>
-      <w:sz w:val="26"/>
-      <w:szCs w:val="26"/>
+      <w:spacing w:before="0" w:after="120" w:line="276" w:lineRule="exact"/>
+    </w:pPr>
+    <w:rPr>
+      <w:sz w:val="24"/>
+      <w:szCs w:val="24"/>
     </w:rPr>
   </w:style>
   <w:style w:type="character" w:styleId="FootnoteReference">
@@ -718,7 +718,7 @@
     <w:next w:val="BodyText"/>
     <w:qFormat/>
     <w:pPr>
-      <w:spacing w:before="0" w:after="0" w:line="299" w:lineRule="exact"/>
+      <w:spacing w:before="0" w:after="0" w:line="276" w:lineRule="exact"/>
     </w:pPr>
   </w:style>
   <w:style w:type="paragraph" w:customStyle="1" w:styleId="TableCaption">
@@ -761,8 +761,8 @@
       <w:jc w:val="center"/>
     </w:pPr>
     <w:rPr>
-      <w:sz w:val="26"/>
-      <w:szCs w:val="26"/>
+      <w:sz w:val="24"/>
+      <w:szCs w:val="24"/>
     </w:rPr>
   </w:style>
   <w:style w:type="paragraph" w:styleId="Header">
@@ -826,7 +826,7 @@
     <w:name w:val="Table"/>
     <w:basedOn w:val="TableNormal"/>
     <w:pPr>
-      <w:spacing w:before="0" w:after="0" w:line="299" w:lineRule="exact"/>
+      <w:spacing w:before="0" w:after="0" w:line="276" w:lineRule="exact"/>
     </w:pPr>
     <w:tblPr>
       <w:tblBorders>
